--- a/docs/BTP_Engineering_Report.docx
+++ b/docs/BTP_Engineering_Report.docx
@@ -37,7 +37,7 @@
           <w:color w:val="6B7280"/>
           <w:sz w:val="19"/>
         </w:rPr>
-        <w:t>B.Tech Capstone Project (BTP) · Engineering Report · 20 August 2026</w:t>
+        <w:t>B.Tech Capstone Project (BTP) · Engineering Report · 18 October 2026</w:t>
       </w:r>
     </w:p>
     <w:p/>
